--- a/Statistical SimulationLab.docx
+++ b/Statistical SimulationLab.docx
@@ -2,26 +2,6 @@
 <file path=word/document.xml><?xml version="1.0" encoding="utf-8"?>
 <w:document xmlns:wpc="http://schemas.microsoft.com/office/word/2010/wordprocessingCanvas" xmlns:cx="http://schemas.microsoft.com/office/drawing/2014/chartex" xmlns:cx1="http://schemas.microsoft.com/office/drawing/2015/9/8/chartex" xmlns:cx2="http://schemas.microsoft.com/office/drawing/2015/10/21/chartex" xmlns:cx3="http://schemas.microsoft.com/office/drawing/2016/5/9/chartex" xmlns:cx4="http://schemas.microsoft.com/office/drawing/2016/5/10/chartex" xmlns:cx5="http://schemas.microsoft.com/office/drawing/2016/5/11/chartex" xmlns:cx6="http://schemas.microsoft.com/office/drawing/2016/5/12/chartex" xmlns:cx7="http://schemas.microsoft.com/office/drawing/2016/5/13/chartex" xmlns:cx8="http://schemas.microsoft.com/office/drawing/2016/5/14/chartex" xmlns:mc="http://schemas.openxmlformats.org/markup-compatibility/2006" xmlns:aink="http://schemas.microsoft.com/office/drawing/2016/ink" xmlns:am3d="http://schemas.microsoft.com/office/drawing/2017/model3d" xmlns:o="urn:schemas-microsoft-com:office:office" xmlns:oel="http://schemas.microsoft.com/office/2019/extlst" xmlns:r="http://schemas.openxmlformats.org/officeDocument/2006/relationships" xmlns:m="http://schemas.openxmlformats.org/officeDocument/2006/math" xmlns:v="urn:schemas-microsoft-com:vml" xmlns:wp14="http://schemas.microsoft.com/office/word/2010/wordprocessingDrawing" xmlns:wp="http://schemas.openxmlformats.org/drawingml/2006/wordprocessingDrawing" xmlns:w10="urn:schemas-microsoft-com:office:word" xmlns:w="http://schemas.openxmlformats.org/wordprocessingml/2006/main" xmlns:w14="http://schemas.microsoft.com/office/word/2010/wordml" xmlns:w15="http://schemas.microsoft.com/office/word/2012/wordml" xmlns:w16cex="http://schemas.microsoft.com/office/word/2018/wordml/cex" xmlns:w16cid="http://schemas.microsoft.com/office/word/2016/wordml/cid" xmlns:w16="http://schemas.microsoft.com/office/word/2018/wordml" xmlns:w16du="http://schemas.microsoft.com/office/word/2023/wordml/word16du" xmlns:w16sdtdh="http://schemas.microsoft.com/office/word/2020/wordml/sdtdatahash" xmlns:w16sdtfl="http://schemas.microsoft.com/office/word/2024/wordml/sdtformatlock" xmlns:w16se="http://schemas.microsoft.com/office/word/2015/wordml/symex" xmlns:wpg="http://schemas.microsoft.com/office/word/2010/wordprocessingGroup" xmlns:wpi="http://schemas.microsoft.com/office/word/2010/wordprocessingInk" xmlns:wne="http://schemas.microsoft.com/office/word/2006/wordml" xmlns:wps="http://schemas.microsoft.com/office/word/2010/wordprocessingShape" mc:Ignorable="w14 w15 w16se w16cid w16 w16cex w16sdtdh w16sdtfl w16du wp14">
   <w:body>
-    <w:p>
-      <w:pPr>
-        <w:rPr>
-          <w:rFonts w:ascii="Times New Roman" w:hAnsi="Times New Roman" w:cs="Times New Roman"/>
-          <w:b/>
-          <w:sz w:val="28"/>
-          <w:szCs w:val="28"/>
-        </w:rPr>
-      </w:pPr>
-    </w:p>
-    <w:p>
-      <w:pPr>
-        <w:rPr>
-          <w:rFonts w:ascii="Times New Roman" w:hAnsi="Times New Roman" w:cs="Times New Roman"/>
-          <w:b/>
-          <w:sz w:val="28"/>
-          <w:szCs w:val="28"/>
-        </w:rPr>
-      </w:pPr>
-    </w:p>
     <w:p>
       <w:pPr>
         <w:rPr>
@@ -2118,7 +2098,7 @@
           <w:sz w:val="28"/>
           <w:szCs w:val="28"/>
         </w:rPr>
-        <w:t xml:space="preserve"> Consider a study in which the yield-producing ability of six sugar beetroot types (A, B, C, D, E, and F) was compared across five replicates in a field experiment. </w:t>
+        <w:t xml:space="preserve"> Consider a study in which the yield-producing ability of six sugar beetroot types (A, B, C, D, E, and F) was compared across five replicates in a field experiment. Across the field site, the eastern half has the highest levels of native soil nitrogen, while the western half has the lowest. Each of the five blocks that make up the field from north to south are called "Block 1" to "Block 5" and contain a total of six plots. Each block's six plots </w:t>
       </w:r>
       <w:r>
         <w:rPr>
@@ -2127,7 +2107,7 @@
           <w:szCs w:val="28"/>
         </w:rPr>
         <w:lastRenderedPageBreak/>
-        <w:t>Across the field site, the eastern half has the highest levels of native soil nitrogen, while the western half has the lowest. Each of the five blocks that make up the field from north to south are called "Block 1" to "Block 5" and contain a total of six plots. Each block's six plots of beets were assigned at random. This figure is the tonnage of roots harvested per acre. You can find the experimental design and its outcomes in the following:</w:t>
+        <w:t>of beets were assigned at random. This figure is the tonnage of roots harvested per acre. You can find the experimental design and its outcomes in the following:</w:t>
       </w:r>
     </w:p>
     <w:tbl>
@@ -4293,7 +4273,23 @@
           <w:sz w:val="28"/>
           <w:szCs w:val="28"/>
         </w:rPr>
-        <w:t>(i)</w:t>
+        <w:t>(</w:t>
+      </w:r>
+      <w:r>
+        <w:rPr>
+          <w:rFonts w:ascii="Times New Roman" w:hAnsi="Times New Roman" w:cs="Times New Roman"/>
+          <w:sz w:val="28"/>
+          <w:szCs w:val="28"/>
+        </w:rPr>
+        <w:t>a</w:t>
+      </w:r>
+      <w:r>
+        <w:rPr>
+          <w:rFonts w:ascii="Times New Roman" w:hAnsi="Times New Roman" w:cs="Times New Roman"/>
+          <w:sz w:val="28"/>
+          <w:szCs w:val="28"/>
+        </w:rPr>
+        <w:t>)</w:t>
       </w:r>
       <w:r>
         <w:rPr>
@@ -4307,6 +4303,7 @@
     </w:p>
     <w:p>
       <w:pPr>
+        <w:ind w:left="720" w:hanging="720"/>
         <w:rPr>
           <w:rFonts w:ascii="Times New Roman" w:hAnsi="Times New Roman" w:cs="Times New Roman"/>
           <w:sz w:val="28"/>
@@ -4319,7 +4316,23 @@
           <w:sz w:val="28"/>
           <w:szCs w:val="28"/>
         </w:rPr>
-        <w:t>(ii)</w:t>
+        <w:t>(</w:t>
+      </w:r>
+      <w:r>
+        <w:rPr>
+          <w:rFonts w:ascii="Times New Roman" w:hAnsi="Times New Roman" w:cs="Times New Roman"/>
+          <w:sz w:val="28"/>
+          <w:szCs w:val="28"/>
+        </w:rPr>
+        <w:t>b</w:t>
+      </w:r>
+      <w:r>
+        <w:rPr>
+          <w:rFonts w:ascii="Times New Roman" w:hAnsi="Times New Roman" w:cs="Times New Roman"/>
+          <w:sz w:val="28"/>
+          <w:szCs w:val="28"/>
+        </w:rPr>
+        <w:t>)</w:t>
       </w:r>
       <w:r>
         <w:rPr>
@@ -4333,8 +4346,9 @@
     </w:p>
     <w:p>
       <w:pPr>
-        <w:rPr>
-          <w:rFonts w:ascii="Times New Roman" w:hAnsi="Times New Roman" w:cs="Times New Roman"/>
+        <w:ind w:left="720" w:hanging="720"/>
+        <w:rPr>
+          <w:rFonts w:ascii="Times New Roman" w:eastAsiaTheme="minorEastAsia" w:hAnsi="Times New Roman" w:cs="Times New Roman"/>
           <w:sz w:val="28"/>
           <w:szCs w:val="28"/>
         </w:rPr>
@@ -4345,7 +4359,23 @@
           <w:sz w:val="28"/>
           <w:szCs w:val="28"/>
         </w:rPr>
-        <w:t>(iii)</w:t>
+        <w:t>(</w:t>
+      </w:r>
+      <w:r>
+        <w:rPr>
+          <w:rFonts w:ascii="Times New Roman" w:hAnsi="Times New Roman" w:cs="Times New Roman"/>
+          <w:sz w:val="28"/>
+          <w:szCs w:val="28"/>
+        </w:rPr>
+        <w:t>c</w:t>
+      </w:r>
+      <w:r>
+        <w:rPr>
+          <w:rFonts w:ascii="Times New Roman" w:hAnsi="Times New Roman" w:cs="Times New Roman"/>
+          <w:sz w:val="28"/>
+          <w:szCs w:val="28"/>
+        </w:rPr>
+        <w:t>)</w:t>
       </w:r>
       <w:r>
         <w:rPr>
@@ -4359,11 +4389,92 @@
       <w:r>
         <w:rPr>
           <w:rFonts w:ascii="Times New Roman" w:hAnsi="Times New Roman" w:cs="Times New Roman"/>
-          <w:color w:val="EE0000"/>
-          <w:sz w:val="28"/>
-          <w:szCs w:val="28"/>
-        </w:rPr>
-        <w:t>Also compute 95% confidence interval for the difference μ1 - μ2.</w:t>
+          <w:sz w:val="28"/>
+          <w:szCs w:val="28"/>
+        </w:rPr>
+        <w:t xml:space="preserve">Also compute 95% confidence interval for the difference </w:t>
+      </w:r>
+      <m:oMath>
+        <m:sSub>
+          <m:sSubPr>
+            <m:ctrlPr>
+              <w:rPr>
+                <w:rFonts w:ascii="Cambria Math" w:hAnsi="Cambria Math" w:cs="Times New Roman"/>
+                <w:i/>
+                <w:sz w:val="28"/>
+                <w:szCs w:val="28"/>
+              </w:rPr>
+            </m:ctrlPr>
+          </m:sSubPr>
+          <m:e>
+            <m:r>
+              <w:rPr>
+                <w:rFonts w:ascii="Cambria Math" w:hAnsi="Cambria Math" w:cs="Times New Roman"/>
+                <w:sz w:val="28"/>
+                <w:szCs w:val="28"/>
+              </w:rPr>
+              <m:t>μ</m:t>
+            </m:r>
+          </m:e>
+          <m:sub>
+            <m:r>
+              <w:rPr>
+                <w:rFonts w:ascii="Cambria Math" w:hAnsi="Cambria Math" w:cs="Times New Roman"/>
+                <w:sz w:val="28"/>
+                <w:szCs w:val="28"/>
+              </w:rPr>
+              <m:t>1</m:t>
+            </m:r>
+          </m:sub>
+        </m:sSub>
+        <m:r>
+          <w:rPr>
+            <w:rFonts w:ascii="Cambria Math" w:hAnsi="Cambria Math" w:cs="Times New Roman"/>
+            <w:sz w:val="28"/>
+            <w:szCs w:val="28"/>
+          </w:rPr>
+          <m:t>-</m:t>
+        </m:r>
+        <m:sSub>
+          <m:sSubPr>
+            <m:ctrlPr>
+              <w:rPr>
+                <w:rFonts w:ascii="Cambria Math" w:hAnsi="Cambria Math" w:cs="Times New Roman"/>
+                <w:i/>
+                <w:sz w:val="28"/>
+                <w:szCs w:val="28"/>
+              </w:rPr>
+            </m:ctrlPr>
+          </m:sSubPr>
+          <m:e>
+            <m:r>
+              <w:rPr>
+                <w:rFonts w:ascii="Cambria Math" w:hAnsi="Cambria Math" w:cs="Times New Roman"/>
+                <w:sz w:val="28"/>
+                <w:szCs w:val="28"/>
+              </w:rPr>
+              <m:t>μ</m:t>
+            </m:r>
+          </m:e>
+          <m:sub>
+            <m:r>
+              <w:rPr>
+                <w:rFonts w:ascii="Cambria Math" w:hAnsi="Cambria Math" w:cs="Times New Roman"/>
+                <w:sz w:val="28"/>
+                <w:szCs w:val="28"/>
+              </w:rPr>
+              <m:t>2</m:t>
+            </m:r>
+          </m:sub>
+        </m:sSub>
+      </m:oMath>
+      <w:r>
+        <w:rPr>
+          <w:rFonts w:ascii="Times New Roman" w:hAnsi="Times New Roman" w:cs="Times New Roman"/>
+          <w:sz w:val="28"/>
+          <w:szCs w:val="28"/>
+        </w:rPr>
+        <w:t>.</w:t>
       </w:r>
     </w:p>
     <w:p>
@@ -4380,7 +4491,23 @@
           <w:sz w:val="28"/>
           <w:szCs w:val="28"/>
         </w:rPr>
-        <w:t>(iv)</w:t>
+        <w:t>(</w:t>
+      </w:r>
+      <w:r>
+        <w:rPr>
+          <w:rFonts w:ascii="Times New Roman" w:hAnsi="Times New Roman" w:cs="Times New Roman"/>
+          <w:sz w:val="28"/>
+          <w:szCs w:val="28"/>
+        </w:rPr>
+        <w:t>d</w:t>
+      </w:r>
+      <w:r>
+        <w:rPr>
+          <w:rFonts w:ascii="Times New Roman" w:hAnsi="Times New Roman" w:cs="Times New Roman"/>
+          <w:sz w:val="28"/>
+          <w:szCs w:val="28"/>
+        </w:rPr>
+        <w:t>)</w:t>
       </w:r>
       <w:r>
         <w:rPr>
@@ -4406,7 +4533,23 @@
           <w:sz w:val="28"/>
           <w:szCs w:val="28"/>
         </w:rPr>
-        <w:t>(v)</w:t>
+        <w:t>(</w:t>
+      </w:r>
+      <w:r>
+        <w:rPr>
+          <w:rFonts w:ascii="Times New Roman" w:hAnsi="Times New Roman" w:cs="Times New Roman"/>
+          <w:sz w:val="28"/>
+          <w:szCs w:val="28"/>
+        </w:rPr>
+        <w:t>e</w:t>
+      </w:r>
+      <w:r>
+        <w:rPr>
+          <w:rFonts w:ascii="Times New Roman" w:hAnsi="Times New Roman" w:cs="Times New Roman"/>
+          <w:sz w:val="28"/>
+          <w:szCs w:val="28"/>
+        </w:rPr>
+        <w:t>)</w:t>
       </w:r>
       <w:r>
         <w:rPr>
@@ -4432,7 +4575,23 @@
           <w:sz w:val="28"/>
           <w:szCs w:val="28"/>
         </w:rPr>
-        <w:t>(vi)</w:t>
+        <w:t>(</w:t>
+      </w:r>
+      <w:r>
+        <w:rPr>
+          <w:rFonts w:ascii="Times New Roman" w:hAnsi="Times New Roman" w:cs="Times New Roman"/>
+          <w:sz w:val="28"/>
+          <w:szCs w:val="28"/>
+        </w:rPr>
+        <w:t>f</w:t>
+      </w:r>
+      <w:r>
+        <w:rPr>
+          <w:rFonts w:ascii="Times New Roman" w:hAnsi="Times New Roman" w:cs="Times New Roman"/>
+          <w:sz w:val="28"/>
+          <w:szCs w:val="28"/>
+        </w:rPr>
+        <w:t>)</w:t>
       </w:r>
       <w:r>
         <w:rPr>
@@ -4457,6 +4616,753 @@
       <w:pPr>
         <w:rPr>
           <w:rFonts w:ascii="Times New Roman" w:hAnsi="Times New Roman" w:cs="Times New Roman"/>
+          <w:b/>
+          <w:bCs/>
+          <w:sz w:val="28"/>
+          <w:szCs w:val="28"/>
+        </w:rPr>
+      </w:pPr>
+      <w:r>
+        <w:rPr>
+          <w:rFonts w:ascii="Times New Roman" w:hAnsi="Times New Roman" w:cs="Times New Roman"/>
+          <w:b/>
+          <w:bCs/>
+          <w:sz w:val="28"/>
+          <w:szCs w:val="28"/>
+        </w:rPr>
+        <w:t>Solution</w:t>
+      </w:r>
+    </w:p>
+    <w:p>
+      <w:pPr>
+        <w:rPr>
+          <w:rFonts w:ascii="Times New Roman" w:hAnsi="Times New Roman" w:cs="Times New Roman"/>
+          <w:sz w:val="28"/>
+          <w:szCs w:val="28"/>
+        </w:rPr>
+      </w:pPr>
+      <w:r>
+        <w:rPr>
+          <w:rFonts w:ascii="Times New Roman" w:hAnsi="Times New Roman" w:cs="Times New Roman"/>
+          <w:b/>
+          <w:bCs/>
+          <w:sz w:val="28"/>
+          <w:szCs w:val="28"/>
+        </w:rPr>
+        <w:t>Assumptions:</w:t>
+      </w:r>
+    </w:p>
+    <w:p>
+      <w:pPr>
+        <w:rPr>
+          <w:rFonts w:ascii="Times New Roman" w:eastAsiaTheme="minorEastAsia" w:hAnsi="Times New Roman" w:cs="Times New Roman"/>
+          <w:sz w:val="28"/>
+          <w:szCs w:val="28"/>
+        </w:rPr>
+      </w:pPr>
+      <w:r>
+        <w:rPr>
+          <w:rFonts w:ascii="Times New Roman" w:hAnsi="Times New Roman" w:cs="Times New Roman"/>
+          <w:sz w:val="28"/>
+          <w:szCs w:val="28"/>
+        </w:rPr>
+        <w:t xml:space="preserve">(a) </w:t>
+      </w:r>
+      <w:r>
+        <w:rPr>
+          <w:rFonts w:ascii="Times New Roman" w:hAnsi="Times New Roman" w:cs="Times New Roman"/>
+          <w:sz w:val="28"/>
+          <w:szCs w:val="28"/>
+        </w:rPr>
+        <w:t xml:space="preserve">Observations are drawn from normal distributions with common variance </w:t>
+      </w:r>
+      <m:oMath>
+        <m:sSup>
+          <m:sSupPr>
+            <m:ctrlPr>
+              <w:rPr>
+                <w:rFonts w:ascii="Cambria Math" w:hAnsi="Cambria Math" w:cs="Times New Roman"/>
+                <w:i/>
+                <w:sz w:val="28"/>
+                <w:szCs w:val="28"/>
+              </w:rPr>
+            </m:ctrlPr>
+          </m:sSupPr>
+          <m:e>
+            <m:r>
+              <w:rPr>
+                <w:rFonts w:ascii="Cambria Math" w:hAnsi="Cambria Math" w:cs="Times New Roman"/>
+                <w:sz w:val="28"/>
+                <w:szCs w:val="28"/>
+              </w:rPr>
+              <m:t>σ</m:t>
+            </m:r>
+            <m:ctrlPr>
+              <w:rPr>
+                <w:rFonts w:ascii="Cambria Math" w:hAnsi="Cambria Math" w:cs="Times New Roman"/>
+                <w:sz w:val="28"/>
+                <w:szCs w:val="28"/>
+              </w:rPr>
+            </m:ctrlPr>
+          </m:e>
+          <m:sup>
+            <m:r>
+              <w:rPr>
+                <w:rFonts w:ascii="Cambria Math" w:hAnsi="Cambria Math" w:cs="Times New Roman"/>
+                <w:sz w:val="28"/>
+                <w:szCs w:val="28"/>
+              </w:rPr>
+              <m:t>2</m:t>
+            </m:r>
+          </m:sup>
+        </m:sSup>
+      </m:oMath>
+      <w:r>
+        <w:rPr>
+          <w:rFonts w:ascii="Times New Roman" w:hAnsi="Times New Roman" w:cs="Times New Roman"/>
+          <w:sz w:val="28"/>
+          <w:szCs w:val="28"/>
+        </w:rPr>
+        <w:t>.</w:t>
+      </w:r>
+    </w:p>
+    <w:p>
+      <w:pPr>
+        <w:rPr>
+          <w:rFonts w:ascii="Times New Roman" w:eastAsiaTheme="minorEastAsia" w:hAnsi="Times New Roman" w:cs="Times New Roman"/>
+          <w:sz w:val="28"/>
+          <w:szCs w:val="28"/>
+        </w:rPr>
+      </w:pPr>
+      <w:r>
+        <w:rPr>
+          <w:rFonts w:ascii="Times New Roman" w:hAnsi="Times New Roman" w:cs="Times New Roman"/>
+          <w:sz w:val="28"/>
+          <w:szCs w:val="28"/>
+        </w:rPr>
+        <w:t>(</w:t>
+      </w:r>
+      <w:r>
+        <w:rPr>
+          <w:rFonts w:ascii="Times New Roman" w:hAnsi="Times New Roman" w:cs="Times New Roman"/>
+          <w:sz w:val="28"/>
+          <w:szCs w:val="28"/>
+        </w:rPr>
+        <w:t>b</w:t>
+      </w:r>
+      <w:r>
+        <w:rPr>
+          <w:rFonts w:ascii="Times New Roman" w:hAnsi="Times New Roman" w:cs="Times New Roman"/>
+          <w:sz w:val="28"/>
+          <w:szCs w:val="28"/>
+        </w:rPr>
+        <w:t xml:space="preserve">) </w:t>
+      </w:r>
+      <w:r>
+        <w:rPr>
+          <w:rFonts w:ascii="Times New Roman" w:hAnsi="Times New Roman" w:cs="Times New Roman"/>
+          <w:sz w:val="28"/>
+          <w:szCs w:val="28"/>
+        </w:rPr>
+        <w:t>The samples are independent.</w:t>
+      </w:r>
+    </w:p>
+    <w:p>
+      <w:pPr>
+        <w:rPr>
+          <w:rFonts w:ascii="Times New Roman" w:eastAsiaTheme="minorEastAsia" w:hAnsi="Times New Roman" w:cs="Times New Roman"/>
+          <w:sz w:val="28"/>
+          <w:szCs w:val="28"/>
+        </w:rPr>
+      </w:pPr>
+      <w:r>
+        <w:rPr>
+          <w:rFonts w:ascii="Times New Roman" w:hAnsi="Times New Roman" w:cs="Times New Roman"/>
+          <w:sz w:val="28"/>
+          <w:szCs w:val="28"/>
+        </w:rPr>
+        <w:t>(</w:t>
+      </w:r>
+      <w:r>
+        <w:rPr>
+          <w:rFonts w:ascii="Times New Roman" w:hAnsi="Times New Roman" w:cs="Times New Roman"/>
+          <w:sz w:val="28"/>
+          <w:szCs w:val="28"/>
+        </w:rPr>
+        <w:t>c</w:t>
+      </w:r>
+      <w:r>
+        <w:rPr>
+          <w:rFonts w:ascii="Times New Roman" w:hAnsi="Times New Roman" w:cs="Times New Roman"/>
+          <w:sz w:val="28"/>
+          <w:szCs w:val="28"/>
+        </w:rPr>
+        <w:t xml:space="preserve">) </w:t>
+      </w:r>
+      <w:r>
+        <w:rPr>
+          <w:rFonts w:ascii="Times New Roman" w:hAnsi="Times New Roman" w:cs="Times New Roman"/>
+          <w:sz w:val="28"/>
+          <w:szCs w:val="28"/>
+        </w:rPr>
+        <w:t>There is no interaction between blocks and treatments so that blocks and treatments are independent.</w:t>
+      </w:r>
+    </w:p>
+    <w:p>
+      <w:pPr>
+        <w:rPr>
+          <w:rFonts w:ascii="Times New Roman" w:hAnsi="Times New Roman" w:cs="Times New Roman"/>
+          <w:sz w:val="28"/>
+          <w:szCs w:val="28"/>
+        </w:rPr>
+      </w:pPr>
+    </w:p>
+    <w:p>
+      <w:pPr>
+        <w:rPr>
+          <w:rFonts w:ascii="Times New Roman" w:hAnsi="Times New Roman" w:cs="Times New Roman"/>
+          <w:sz w:val="28"/>
+          <w:szCs w:val="28"/>
+        </w:rPr>
+      </w:pPr>
+      <w:r>
+        <w:rPr>
+          <w:rFonts w:ascii="Times New Roman" w:hAnsi="Times New Roman" w:cs="Times New Roman"/>
+          <w:sz w:val="28"/>
+          <w:szCs w:val="28"/>
+        </w:rPr>
+        <w:t>(i) The null and alternative hypotheses are</w:t>
+      </w:r>
+    </w:p>
+    <w:p>
+      <w:pPr>
+        <w:rPr>
+          <w:rFonts w:ascii="Times New Roman" w:hAnsi="Times New Roman" w:cs="Times New Roman"/>
+          <w:sz w:val="28"/>
+          <w:szCs w:val="28"/>
+        </w:rPr>
+      </w:pPr>
+      <w:r>
+        <w:rPr>
+          <w:rFonts w:ascii="Times New Roman" w:hAnsi="Times New Roman" w:cs="Times New Roman"/>
+          <w:sz w:val="28"/>
+          <w:szCs w:val="28"/>
+        </w:rPr>
+        <w:t>the yield producing ability of six sugar beet varieties are same, i.e.,</w:t>
+      </w:r>
+    </w:p>
+    <w:p>
+      <w:pPr>
+        <w:rPr>
+          <w:rFonts w:ascii="Times New Roman" w:hAnsi="Times New Roman" w:cs="Times New Roman"/>
+          <w:sz w:val="28"/>
+          <w:szCs w:val="28"/>
+        </w:rPr>
+      </w:pPr>
+      <m:oMathPara>
+        <m:oMathParaPr>
+          <m:jc m:val="left"/>
+        </m:oMathParaPr>
+        <m:oMath>
+          <m:sSub>
+            <m:sSubPr>
+              <m:ctrlPr>
+                <w:rPr>
+                  <w:rFonts w:ascii="Cambria Math" w:hAnsi="Cambria Math" w:cs="Times New Roman"/>
+                  <w:i/>
+                  <w:sz w:val="28"/>
+                  <w:szCs w:val="28"/>
+                </w:rPr>
+              </m:ctrlPr>
+            </m:sSubPr>
+            <m:e>
+              <m:r>
+                <w:rPr>
+                  <w:rFonts w:ascii="Cambria Math" w:hAnsi="Cambria Math" w:cs="Times New Roman"/>
+                  <w:sz w:val="28"/>
+                  <w:szCs w:val="28"/>
+                </w:rPr>
+                <m:t>H</m:t>
+              </m:r>
+            </m:e>
+            <m:sub>
+              <m:r>
+                <w:rPr>
+                  <w:rFonts w:ascii="Cambria Math" w:hAnsi="Cambria Math" w:cs="Times New Roman"/>
+                  <w:sz w:val="28"/>
+                  <w:szCs w:val="28"/>
+                </w:rPr>
+                <m:t>0</m:t>
+              </m:r>
+            </m:sub>
+          </m:sSub>
+          <m:r>
+            <w:rPr>
+              <w:rFonts w:ascii="Cambria Math" w:hAnsi="Cambria Math" w:cs="Times New Roman"/>
+              <w:sz w:val="28"/>
+              <w:szCs w:val="28"/>
+            </w:rPr>
+            <m:t>:</m:t>
+          </m:r>
+          <m:sSub>
+            <m:sSubPr>
+              <m:ctrlPr>
+                <w:rPr>
+                  <w:rFonts w:ascii="Cambria Math" w:hAnsi="Cambria Math" w:cs="Times New Roman"/>
+                  <w:i/>
+                  <w:sz w:val="28"/>
+                  <w:szCs w:val="28"/>
+                </w:rPr>
+              </m:ctrlPr>
+            </m:sSubPr>
+            <m:e>
+              <m:r>
+                <m:rPr>
+                  <m:sty m:val="p"/>
+                </m:rPr>
+                <w:rPr>
+                  <w:rFonts w:ascii="Cambria Math" w:hAnsi="Cambria Math" w:cs="Times New Roman"/>
+                  <w:sz w:val="28"/>
+                  <w:szCs w:val="28"/>
+                </w:rPr>
+                <m:t>μ</m:t>
+              </m:r>
+            </m:e>
+            <m:sub>
+              <m:r>
+                <w:rPr>
+                  <w:rFonts w:ascii="Cambria Math" w:hAnsi="Cambria Math" w:cs="Times New Roman"/>
+                  <w:sz w:val="28"/>
+                  <w:szCs w:val="28"/>
+                </w:rPr>
+                <m:t>1</m:t>
+              </m:r>
+            </m:sub>
+          </m:sSub>
+          <m:r>
+            <w:rPr>
+              <w:rFonts w:ascii="Cambria Math" w:hAnsi="Cambria Math" w:cs="Times New Roman"/>
+              <w:sz w:val="28"/>
+              <w:szCs w:val="28"/>
+            </w:rPr>
+            <m:t>=</m:t>
+          </m:r>
+          <m:sSub>
+            <m:sSubPr>
+              <m:ctrlPr>
+                <w:rPr>
+                  <w:rFonts w:ascii="Cambria Math" w:hAnsi="Cambria Math" w:cs="Times New Roman"/>
+                  <w:i/>
+                  <w:sz w:val="28"/>
+                  <w:szCs w:val="28"/>
+                </w:rPr>
+              </m:ctrlPr>
+            </m:sSubPr>
+            <m:e>
+              <m:r>
+                <m:rPr>
+                  <m:sty m:val="p"/>
+                </m:rPr>
+                <w:rPr>
+                  <w:rFonts w:ascii="Cambria Math" w:hAnsi="Cambria Math" w:cs="Times New Roman"/>
+                  <w:sz w:val="28"/>
+                  <w:szCs w:val="28"/>
+                </w:rPr>
+                <m:t>μ</m:t>
+              </m:r>
+            </m:e>
+            <m:sub>
+              <m:r>
+                <w:rPr>
+                  <w:rFonts w:ascii="Cambria Math" w:hAnsi="Cambria Math" w:cs="Times New Roman"/>
+                  <w:sz w:val="28"/>
+                  <w:szCs w:val="28"/>
+                </w:rPr>
+                <m:t>2</m:t>
+              </m:r>
+            </m:sub>
+          </m:sSub>
+          <m:r>
+            <w:rPr>
+              <w:rFonts w:ascii="Cambria Math" w:hAnsi="Cambria Math" w:cs="Times New Roman"/>
+              <w:sz w:val="28"/>
+              <w:szCs w:val="28"/>
+            </w:rPr>
+            <m:t>=</m:t>
+          </m:r>
+          <m:sSub>
+            <m:sSubPr>
+              <m:ctrlPr>
+                <w:rPr>
+                  <w:rFonts w:ascii="Cambria Math" w:hAnsi="Cambria Math" w:cs="Times New Roman"/>
+                  <w:i/>
+                  <w:sz w:val="28"/>
+                  <w:szCs w:val="28"/>
+                </w:rPr>
+              </m:ctrlPr>
+            </m:sSubPr>
+            <m:e>
+              <m:r>
+                <m:rPr>
+                  <m:sty m:val="p"/>
+                </m:rPr>
+                <w:rPr>
+                  <w:rFonts w:ascii="Cambria Math" w:hAnsi="Cambria Math" w:cs="Times New Roman"/>
+                  <w:sz w:val="28"/>
+                  <w:szCs w:val="28"/>
+                </w:rPr>
+                <m:t>μ</m:t>
+              </m:r>
+            </m:e>
+            <m:sub>
+              <m:r>
+                <w:rPr>
+                  <w:rFonts w:ascii="Cambria Math" w:hAnsi="Cambria Math" w:cs="Times New Roman"/>
+                  <w:sz w:val="28"/>
+                  <w:szCs w:val="28"/>
+                </w:rPr>
+                <m:t>3</m:t>
+              </m:r>
+            </m:sub>
+          </m:sSub>
+          <m:r>
+            <w:rPr>
+              <w:rFonts w:ascii="Cambria Math" w:hAnsi="Cambria Math" w:cs="Times New Roman"/>
+              <w:sz w:val="28"/>
+              <w:szCs w:val="28"/>
+            </w:rPr>
+            <m:t>=</m:t>
+          </m:r>
+          <m:sSub>
+            <m:sSubPr>
+              <m:ctrlPr>
+                <w:rPr>
+                  <w:rFonts w:ascii="Cambria Math" w:hAnsi="Cambria Math" w:cs="Times New Roman"/>
+                  <w:i/>
+                  <w:sz w:val="28"/>
+                  <w:szCs w:val="28"/>
+                </w:rPr>
+              </m:ctrlPr>
+            </m:sSubPr>
+            <m:e>
+              <m:r>
+                <m:rPr>
+                  <m:sty m:val="p"/>
+                </m:rPr>
+                <w:rPr>
+                  <w:rFonts w:ascii="Cambria Math" w:hAnsi="Cambria Math" w:cs="Times New Roman"/>
+                  <w:sz w:val="28"/>
+                  <w:szCs w:val="28"/>
+                </w:rPr>
+                <m:t>μ</m:t>
+              </m:r>
+            </m:e>
+            <m:sub>
+              <m:r>
+                <w:rPr>
+                  <w:rFonts w:ascii="Cambria Math" w:hAnsi="Cambria Math" w:cs="Times New Roman"/>
+                  <w:sz w:val="28"/>
+                  <w:szCs w:val="28"/>
+                </w:rPr>
+                <m:t>4</m:t>
+              </m:r>
+            </m:sub>
+          </m:sSub>
+          <m:r>
+            <w:rPr>
+              <w:rFonts w:ascii="Cambria Math" w:hAnsi="Cambria Math" w:cs="Times New Roman"/>
+              <w:sz w:val="28"/>
+              <w:szCs w:val="28"/>
+            </w:rPr>
+            <m:t>=</m:t>
+          </m:r>
+          <m:sSub>
+            <m:sSubPr>
+              <m:ctrlPr>
+                <w:rPr>
+                  <w:rFonts w:ascii="Cambria Math" w:hAnsi="Cambria Math" w:cs="Times New Roman"/>
+                  <w:i/>
+                  <w:sz w:val="28"/>
+                  <w:szCs w:val="28"/>
+                </w:rPr>
+              </m:ctrlPr>
+            </m:sSubPr>
+            <m:e>
+              <m:r>
+                <m:rPr>
+                  <m:sty m:val="p"/>
+                </m:rPr>
+                <w:rPr>
+                  <w:rFonts w:ascii="Cambria Math" w:hAnsi="Cambria Math" w:cs="Times New Roman"/>
+                  <w:sz w:val="28"/>
+                  <w:szCs w:val="28"/>
+                </w:rPr>
+                <m:t>μ</m:t>
+              </m:r>
+            </m:e>
+            <m:sub>
+              <m:r>
+                <w:rPr>
+                  <w:rFonts w:ascii="Cambria Math" w:hAnsi="Cambria Math" w:cs="Times New Roman"/>
+                  <w:sz w:val="28"/>
+                  <w:szCs w:val="28"/>
+                </w:rPr>
+                <m:t>5</m:t>
+              </m:r>
+            </m:sub>
+          </m:sSub>
+          <m:r>
+            <w:rPr>
+              <w:rFonts w:ascii="Cambria Math" w:hAnsi="Cambria Math" w:cs="Times New Roman"/>
+              <w:sz w:val="28"/>
+              <w:szCs w:val="28"/>
+            </w:rPr>
+            <m:t>=</m:t>
+          </m:r>
+          <m:sSub>
+            <m:sSubPr>
+              <m:ctrlPr>
+                <w:rPr>
+                  <w:rFonts w:ascii="Cambria Math" w:hAnsi="Cambria Math" w:cs="Times New Roman"/>
+                  <w:i/>
+                  <w:sz w:val="28"/>
+                  <w:szCs w:val="28"/>
+                </w:rPr>
+              </m:ctrlPr>
+            </m:sSubPr>
+            <m:e>
+              <m:r>
+                <m:rPr>
+                  <m:sty m:val="p"/>
+                </m:rPr>
+                <w:rPr>
+                  <w:rFonts w:ascii="Cambria Math" w:hAnsi="Cambria Math" w:cs="Times New Roman"/>
+                  <w:sz w:val="28"/>
+                  <w:szCs w:val="28"/>
+                </w:rPr>
+                <m:t>μ</m:t>
+              </m:r>
+            </m:e>
+            <m:sub>
+              <m:r>
+                <w:rPr>
+                  <w:rFonts w:ascii="Cambria Math" w:hAnsi="Cambria Math" w:cs="Times New Roman"/>
+                  <w:sz w:val="28"/>
+                  <w:szCs w:val="28"/>
+                </w:rPr>
+                <m:t>6</m:t>
+              </m:r>
+            </m:sub>
+          </m:sSub>
+        </m:oMath>
+      </m:oMathPara>
+    </w:p>
+    <w:p>
+      <w:pPr>
+        <w:rPr>
+          <w:rFonts w:ascii="Times New Roman" w:eastAsiaTheme="minorEastAsia" w:hAnsi="Times New Roman" w:cs="Times New Roman"/>
+          <w:sz w:val="28"/>
+          <w:szCs w:val="28"/>
+        </w:rPr>
+      </w:pPr>
+      <m:oMathPara>
+        <m:oMathParaPr>
+          <m:jc m:val="left"/>
+        </m:oMathParaPr>
+        <m:oMath>
+          <m:sSub>
+            <m:sSubPr>
+              <m:ctrlPr>
+                <w:rPr>
+                  <w:rFonts w:ascii="Cambria Math" w:hAnsi="Cambria Math" w:cs="Times New Roman"/>
+                  <w:i/>
+                  <w:sz w:val="28"/>
+                  <w:szCs w:val="28"/>
+                </w:rPr>
+              </m:ctrlPr>
+            </m:sSubPr>
+            <m:e>
+              <m:r>
+                <w:rPr>
+                  <w:rFonts w:ascii="Cambria Math" w:hAnsi="Cambria Math" w:cs="Times New Roman"/>
+                  <w:sz w:val="28"/>
+                  <w:szCs w:val="28"/>
+                </w:rPr>
+                <m:t>H</m:t>
+              </m:r>
+            </m:e>
+            <m:sub>
+              <m:r>
+                <w:rPr>
+                  <w:rFonts w:ascii="Cambria Math" w:hAnsi="Cambria Math" w:cs="Times New Roman"/>
+                  <w:sz w:val="28"/>
+                  <w:szCs w:val="28"/>
+                </w:rPr>
+                <m:t>1</m:t>
+              </m:r>
+            </m:sub>
+          </m:sSub>
+          <m:r>
+            <w:rPr>
+              <w:rFonts w:ascii="Cambria Math" w:hAnsi="Cambria Math" w:cs="Times New Roman"/>
+              <w:sz w:val="28"/>
+              <w:szCs w:val="28"/>
+            </w:rPr>
+            <m:t>:</m:t>
+          </m:r>
+          <m:sSub>
+            <m:sSubPr>
+              <m:ctrlPr>
+                <w:rPr>
+                  <w:rFonts w:ascii="Cambria Math" w:hAnsi="Cambria Math" w:cs="Times New Roman"/>
+                  <w:i/>
+                  <w:sz w:val="28"/>
+                  <w:szCs w:val="28"/>
+                </w:rPr>
+              </m:ctrlPr>
+            </m:sSubPr>
+            <m:e>
+              <m:r>
+                <m:rPr>
+                  <m:sty m:val="p"/>
+                </m:rPr>
+                <w:rPr>
+                  <w:rFonts w:ascii="Cambria Math" w:hAnsi="Cambria Math" w:cs="Times New Roman"/>
+                  <w:sz w:val="28"/>
+                  <w:szCs w:val="28"/>
+                </w:rPr>
+                <m:t>μ</m:t>
+              </m:r>
+            </m:e>
+            <m:sub>
+              <m:r>
+                <w:rPr>
+                  <w:rFonts w:ascii="Cambria Math" w:hAnsi="Cambria Math" w:cs="Times New Roman"/>
+                  <w:sz w:val="28"/>
+                  <w:szCs w:val="28"/>
+                </w:rPr>
+                <m:t>i</m:t>
+              </m:r>
+            </m:sub>
+          </m:sSub>
+          <m:r>
+            <m:rPr>
+              <m:nor/>
+            </m:rPr>
+            <w:rPr>
+              <w:rFonts w:ascii="Cambria Math" w:hAnsi="Cambria Math" w:cs="Times New Roman"/>
+              <w:sz w:val="28"/>
+              <w:szCs w:val="28"/>
+            </w:rPr>
+            <m:t xml:space="preserve"> not all are equa</m:t>
+          </m:r>
+          <m:r>
+            <m:rPr>
+              <m:nor/>
+            </m:rPr>
+            <w:rPr>
+              <w:rFonts w:ascii="Cambria Math" w:hAnsi="Cambria Math" w:cs="Times New Roman"/>
+              <w:sz w:val="28"/>
+              <w:szCs w:val="28"/>
+            </w:rPr>
+            <m:t>l</m:t>
+          </m:r>
+        </m:oMath>
+      </m:oMathPara>
+    </w:p>
+    <w:p>
+      <w:pPr>
+        <w:rPr>
+          <w:rFonts w:ascii="Times New Roman" w:hAnsi="Times New Roman" w:cs="Times New Roman"/>
+          <w:sz w:val="28"/>
+          <w:szCs w:val="28"/>
+        </w:rPr>
+      </w:pPr>
+      <w:r>
+        <w:rPr>
+          <w:rFonts w:ascii="Times New Roman" w:hAnsi="Times New Roman" w:cs="Times New Roman"/>
+          <w:sz w:val="28"/>
+          <w:szCs w:val="28"/>
+        </w:rPr>
+        <w:t xml:space="preserve">where </w:t>
+      </w:r>
+      <m:oMath>
+        <m:sSub>
+          <m:sSubPr>
+            <m:ctrlPr>
+              <w:rPr>
+                <w:rFonts w:ascii="Cambria Math" w:hAnsi="Cambria Math" w:cs="Times New Roman"/>
+                <w:i/>
+                <w:sz w:val="28"/>
+                <w:szCs w:val="28"/>
+              </w:rPr>
+            </m:ctrlPr>
+          </m:sSubPr>
+          <m:e>
+            <m:r>
+              <w:rPr>
+                <w:rFonts w:ascii="Cambria Math" w:hAnsi="Cambria Math" w:cs="Times New Roman"/>
+                <w:sz w:val="28"/>
+                <w:szCs w:val="28"/>
+              </w:rPr>
+              <m:t>μ</m:t>
+            </m:r>
+          </m:e>
+          <m:sub>
+            <m:r>
+              <w:rPr>
+                <w:rFonts w:ascii="Cambria Math" w:hAnsi="Cambria Math" w:cs="Times New Roman"/>
+                <w:sz w:val="28"/>
+                <w:szCs w:val="28"/>
+              </w:rPr>
+              <m:t>i</m:t>
+            </m:r>
+          </m:sub>
+        </m:sSub>
+        <m:r>
+          <m:rPr>
+            <m:nor/>
+          </m:rPr>
+          <w:rPr>
+            <w:rFonts w:ascii="Cambria Math" w:hAnsi="Cambria Math" w:cs="Times New Roman"/>
+            <w:sz w:val="28"/>
+            <w:szCs w:val="28"/>
+          </w:rPr>
+          <m:t xml:space="preserve"> </m:t>
+        </m:r>
+      </m:oMath>
+      <w:r>
+        <w:rPr>
+          <w:rFonts w:ascii="Times New Roman" w:hAnsi="Times New Roman" w:cs="Times New Roman"/>
+          <w:sz w:val="28"/>
+          <w:szCs w:val="28"/>
+        </w:rPr>
+        <w:t>is the population average yield of sugar beet variety (treatment)</w:t>
+      </w:r>
+      <w:r>
+        <w:rPr>
+          <w:rFonts w:ascii="Times New Roman" w:hAnsi="Times New Roman" w:cs="Times New Roman"/>
+          <w:i/>
+          <w:iCs/>
+          <w:sz w:val="28"/>
+          <w:szCs w:val="28"/>
+        </w:rPr>
+        <w:t>i</w:t>
+      </w:r>
+    </w:p>
+    <w:p>
+      <w:pPr>
+        <w:rPr>
+          <w:rFonts w:ascii="Times New Roman" w:hAnsi="Times New Roman" w:cs="Times New Roman"/>
+          <w:sz w:val="28"/>
+          <w:szCs w:val="28"/>
+        </w:rPr>
+      </w:pPr>
+    </w:p>
+    <w:p>
+      <w:pPr>
+        <w:rPr>
+          <w:rFonts w:ascii="Times New Roman" w:hAnsi="Times New Roman" w:cs="Times New Roman"/>
           <w:sz w:val="28"/>
           <w:szCs w:val="28"/>
         </w:rPr>
@@ -4478,25 +5384,7 @@
           <w:sz w:val="28"/>
           <w:szCs w:val="28"/>
         </w:rPr>
-        <w:t>Experiment-</w:t>
-      </w:r>
-      <w:r>
-        <w:rPr>
-          <w:rFonts w:ascii="Times New Roman" w:hAnsi="Times New Roman" w:cs="Times New Roman"/>
-          <w:b/>
-          <w:sz w:val="28"/>
-          <w:szCs w:val="28"/>
-        </w:rPr>
-        <w:t>3</w:t>
-      </w:r>
-      <w:r>
-        <w:rPr>
-          <w:rFonts w:ascii="Times New Roman" w:hAnsi="Times New Roman" w:cs="Times New Roman"/>
-          <w:b/>
-          <w:sz w:val="28"/>
-          <w:szCs w:val="28"/>
-        </w:rPr>
-        <w:t>:</w:t>
+        <w:t>Experiment-3:</w:t>
       </w:r>
       <w:r>
         <w:rPr>
@@ -5303,222 +6191,6 @@
       <w:pPr>
         <w:rPr>
           <w:rFonts w:ascii="Times New Roman" w:hAnsi="Times New Roman" w:cs="Times New Roman"/>
-          <w:b/>
-          <w:bCs/>
-          <w:sz w:val="28"/>
-          <w:szCs w:val="28"/>
-        </w:rPr>
-      </w:pPr>
-      <w:r>
-        <w:rPr>
-          <w:rFonts w:ascii="Times New Roman" w:hAnsi="Times New Roman" w:cs="Times New Roman"/>
-          <w:b/>
-          <w:bCs/>
-          <w:sz w:val="28"/>
-          <w:szCs w:val="28"/>
-        </w:rPr>
-        <w:t>Solution:</w:t>
-      </w:r>
-    </w:p>
-    <w:p>
-      <w:pPr>
-        <w:rPr>
-          <w:rFonts w:ascii="Times New Roman" w:hAnsi="Times New Roman" w:cs="Times New Roman"/>
-          <w:sz w:val="28"/>
-          <w:szCs w:val="28"/>
-        </w:rPr>
-      </w:pPr>
-      <w:r>
-        <w:rPr>
-          <w:rFonts w:ascii="Times New Roman" w:hAnsi="Times New Roman" w:cs="Times New Roman"/>
-          <w:sz w:val="28"/>
-          <w:szCs w:val="28"/>
-        </w:rPr>
-        <w:t>Column&lt;-factor(paste0(rep("Period",4),1:4))</w:t>
-      </w:r>
-    </w:p>
-    <w:p>
-      <w:pPr>
-        <w:rPr>
-          <w:rFonts w:ascii="Times New Roman" w:hAnsi="Times New Roman" w:cs="Times New Roman"/>
-          <w:sz w:val="28"/>
-          <w:szCs w:val="28"/>
-        </w:rPr>
-      </w:pPr>
-      <w:r>
-        <w:rPr>
-          <w:rFonts w:ascii="Times New Roman" w:hAnsi="Times New Roman" w:cs="Times New Roman"/>
-          <w:sz w:val="28"/>
-          <w:szCs w:val="28"/>
-        </w:rPr>
-        <w:t>Row&lt;-factor(rep(paste0("Cow",1:4</w:t>
-      </w:r>
-      <w:proofErr w:type="gramStart"/>
-      <w:r>
-        <w:rPr>
-          <w:rFonts w:ascii="Times New Roman" w:hAnsi="Times New Roman" w:cs="Times New Roman"/>
-          <w:sz w:val="28"/>
-          <w:szCs w:val="28"/>
-        </w:rPr>
-        <w:t>),each</w:t>
-      </w:r>
-      <w:proofErr w:type="gramEnd"/>
-      <w:r>
-        <w:rPr>
-          <w:rFonts w:ascii="Times New Roman" w:hAnsi="Times New Roman" w:cs="Times New Roman"/>
-          <w:sz w:val="28"/>
-          <w:szCs w:val="28"/>
-        </w:rPr>
-        <w:t>=4))</w:t>
-      </w:r>
-    </w:p>
-    <w:p>
-      <w:pPr>
-        <w:rPr>
-          <w:rFonts w:ascii="Times New Roman" w:hAnsi="Times New Roman" w:cs="Times New Roman"/>
-          <w:sz w:val="28"/>
-          <w:szCs w:val="28"/>
-        </w:rPr>
-      </w:pPr>
-      <w:r>
-        <w:rPr>
-          <w:rFonts w:ascii="Times New Roman" w:hAnsi="Times New Roman" w:cs="Times New Roman"/>
-          <w:sz w:val="28"/>
-          <w:szCs w:val="28"/>
-        </w:rPr>
-        <w:t>Treatment&lt;-</w:t>
-      </w:r>
-      <w:proofErr w:type="gramStart"/>
-      <w:r>
-        <w:rPr>
-          <w:rFonts w:ascii="Times New Roman" w:hAnsi="Times New Roman" w:cs="Times New Roman"/>
-          <w:sz w:val="28"/>
-          <w:szCs w:val="28"/>
-        </w:rPr>
-        <w:t>factor(</w:t>
-      </w:r>
-      <w:proofErr w:type="gramEnd"/>
-      <w:r>
-        <w:rPr>
-          <w:rFonts w:ascii="Times New Roman" w:hAnsi="Times New Roman" w:cs="Times New Roman"/>
-          <w:sz w:val="28"/>
-          <w:szCs w:val="28"/>
-        </w:rPr>
-        <w:t>paste0("diet", (</w:t>
-      </w:r>
-      <w:proofErr w:type="gramStart"/>
-      <w:r>
-        <w:rPr>
-          <w:rFonts w:ascii="Times New Roman" w:hAnsi="Times New Roman" w:cs="Times New Roman"/>
-          <w:sz w:val="28"/>
-          <w:szCs w:val="28"/>
-        </w:rPr>
-        <w:t>c(</w:t>
-      </w:r>
-      <w:proofErr w:type="gramEnd"/>
-      <w:r>
-        <w:rPr>
-          <w:rFonts w:ascii="Times New Roman" w:hAnsi="Times New Roman" w:cs="Times New Roman"/>
-          <w:sz w:val="28"/>
-          <w:szCs w:val="28"/>
-        </w:rPr>
-        <w:t>1,2,3,4,2,4,1,3,3,1,4,2,4,3,2,1))))</w:t>
-      </w:r>
-    </w:p>
-    <w:p>
-      <w:pPr>
-        <w:rPr>
-          <w:rFonts w:ascii="Times New Roman" w:hAnsi="Times New Roman" w:cs="Times New Roman"/>
-          <w:sz w:val="28"/>
-          <w:szCs w:val="28"/>
-        </w:rPr>
-      </w:pPr>
-      <w:r>
-        <w:rPr>
-          <w:rFonts w:ascii="Times New Roman" w:hAnsi="Times New Roman" w:cs="Times New Roman"/>
-          <w:sz w:val="28"/>
-          <w:szCs w:val="28"/>
-        </w:rPr>
-        <w:t>yields&lt;-</w:t>
-      </w:r>
-      <w:proofErr w:type="gramStart"/>
-      <w:r>
-        <w:rPr>
-          <w:rFonts w:ascii="Times New Roman" w:hAnsi="Times New Roman" w:cs="Times New Roman"/>
-          <w:sz w:val="28"/>
-          <w:szCs w:val="28"/>
-        </w:rPr>
-        <w:t>c(</w:t>
-      </w:r>
-      <w:proofErr w:type="gramEnd"/>
-      <w:r>
-        <w:rPr>
-          <w:rFonts w:ascii="Times New Roman" w:hAnsi="Times New Roman" w:cs="Times New Roman"/>
-          <w:sz w:val="28"/>
-          <w:szCs w:val="28"/>
-        </w:rPr>
-        <w:t>192, 190, 214, 221, 195, 203, 139, 152, 292, 218, 245, 204, 249, 210, 163, 134)</w:t>
-      </w:r>
-    </w:p>
-    <w:p>
-      <w:pPr>
-        <w:rPr>
-          <w:rFonts w:ascii="Times New Roman" w:hAnsi="Times New Roman" w:cs="Times New Roman"/>
-          <w:sz w:val="28"/>
-          <w:szCs w:val="28"/>
-        </w:rPr>
-      </w:pPr>
-      <w:r>
-        <w:rPr>
-          <w:rFonts w:ascii="Times New Roman" w:hAnsi="Times New Roman" w:cs="Times New Roman"/>
-          <w:sz w:val="28"/>
-          <w:szCs w:val="28"/>
-        </w:rPr>
-        <w:t>data&lt;-</w:t>
-      </w:r>
-      <w:proofErr w:type="spellStart"/>
-      <w:proofErr w:type="gramStart"/>
-      <w:r>
-        <w:rPr>
-          <w:rFonts w:ascii="Times New Roman" w:hAnsi="Times New Roman" w:cs="Times New Roman"/>
-          <w:sz w:val="28"/>
-          <w:szCs w:val="28"/>
-        </w:rPr>
-        <w:t>data.frame</w:t>
-      </w:r>
-      <w:proofErr w:type="spellEnd"/>
-      <w:proofErr w:type="gramEnd"/>
-      <w:r>
-        <w:rPr>
-          <w:rFonts w:ascii="Times New Roman" w:hAnsi="Times New Roman" w:cs="Times New Roman"/>
-          <w:sz w:val="28"/>
-          <w:szCs w:val="28"/>
-        </w:rPr>
-        <w:t>(yields, Row, Column, Treatment)</w:t>
-      </w:r>
-    </w:p>
-    <w:p>
-      <w:pPr>
-        <w:rPr>
-          <w:rFonts w:ascii="Times New Roman" w:hAnsi="Times New Roman" w:cs="Times New Roman"/>
-          <w:sz w:val="28"/>
-          <w:szCs w:val="28"/>
-        </w:rPr>
-      </w:pPr>
-    </w:p>
-    <w:p>
-      <w:pPr>
-        <w:rPr>
-          <w:rFonts w:ascii="Times New Roman" w:hAnsi="Times New Roman" w:cs="Times New Roman"/>
-          <w:sz w:val="28"/>
-          <w:szCs w:val="28"/>
-        </w:rPr>
-      </w:pPr>
-    </w:p>
-    <w:p>
-      <w:pPr>
-        <w:rPr>
-          <w:rFonts w:ascii="Times New Roman" w:hAnsi="Times New Roman" w:cs="Times New Roman"/>
           <w:sz w:val="28"/>
           <w:szCs w:val="28"/>
         </w:rPr>
@@ -5549,6 +6221,103 @@
     </w:sectPr>
   </w:body>
 </w:document>
+</file>
+
+<file path=word/numbering.xml><?xml version="1.0" encoding="utf-8"?>
+<w:numbering xmlns:wpc="http://schemas.microsoft.com/office/word/2010/wordprocessingCanvas" xmlns:cx="http://schemas.microsoft.com/office/drawing/2014/chartex" xmlns:cx1="http://schemas.microsoft.com/office/drawing/2015/9/8/chartex" xmlns:cx2="http://schemas.microsoft.com/office/drawing/2015/10/21/chartex" xmlns:cx3="http://schemas.microsoft.com/office/drawing/2016/5/9/chartex" xmlns:cx4="http://schemas.microsoft.com/office/drawing/2016/5/10/chartex" xmlns:cx5="http://schemas.microsoft.com/office/drawing/2016/5/11/chartex" xmlns:cx6="http://schemas.microsoft.com/office/drawing/2016/5/12/chartex" xmlns:cx7="http://schemas.microsoft.com/office/drawing/2016/5/13/chartex" xmlns:cx8="http://schemas.microsoft.com/office/drawing/2016/5/14/chartex" xmlns:mc="http://schemas.openxmlformats.org/markup-compatibility/2006" xmlns:aink="http://schemas.microsoft.com/office/drawing/2016/ink" xmlns:am3d="http://schemas.microsoft.com/office/drawing/2017/model3d" xmlns:o="urn:schemas-microsoft-com:office:office" xmlns:oel="http://schemas.microsoft.com/office/2019/extlst" xmlns:r="http://schemas.openxmlformats.org/officeDocument/2006/relationships" xmlns:m="http://schemas.openxmlformats.org/officeDocument/2006/math" xmlns:v="urn:schemas-microsoft-com:vml" xmlns:wp14="http://schemas.microsoft.com/office/word/2010/wordprocessingDrawing" xmlns:wp="http://schemas.openxmlformats.org/drawingml/2006/wordprocessingDrawing" xmlns:w10="urn:schemas-microsoft-com:office:word" xmlns:w="http://schemas.openxmlformats.org/wordprocessingml/2006/main" xmlns:w14="http://schemas.microsoft.com/office/word/2010/wordml" xmlns:w15="http://schemas.microsoft.com/office/word/2012/wordml" xmlns:w16cex="http://schemas.microsoft.com/office/word/2018/wordml/cex" xmlns:w16cid="http://schemas.microsoft.com/office/word/2016/wordml/cid" xmlns:w16="http://schemas.microsoft.com/office/word/2018/wordml" xmlns:w16du="http://schemas.microsoft.com/office/word/2023/wordml/word16du" xmlns:w16sdtdh="http://schemas.microsoft.com/office/word/2020/wordml/sdtdatahash" xmlns:w16sdtfl="http://schemas.microsoft.com/office/word/2024/wordml/sdtformatlock" xmlns:w16se="http://schemas.microsoft.com/office/word/2015/wordml/symex" xmlns:wpg="http://schemas.microsoft.com/office/word/2010/wordprocessingGroup" xmlns:wpi="http://schemas.microsoft.com/office/word/2010/wordprocessingInk" xmlns:wne="http://schemas.microsoft.com/office/word/2006/wordml" xmlns:wps="http://schemas.microsoft.com/office/word/2010/wordprocessingShape" mc:Ignorable="w14 w15 w16se w16cid w16 w16cex w16sdtdh w16sdtfl w16du wp14">
+  <w:abstractNum w:abstractNumId="0" w15:restartNumberingAfterBreak="0">
+    <w:nsid w:val="421D186D"/>
+    <w:multiLevelType w:val="hybridMultilevel"/>
+    <w:tmpl w:val="979CA252"/>
+    <w:lvl w:ilvl="0" w:tplc="5558A410">
+      <w:start w:val="1"/>
+      <w:numFmt w:val="lowerLetter"/>
+      <w:lvlText w:val="(%1)"/>
+      <w:lvlJc w:val="left"/>
+      <w:pPr>
+        <w:ind w:left="735" w:hanging="375"/>
+      </w:pPr>
+      <w:rPr>
+        <w:rFonts w:eastAsiaTheme="minorHAnsi" w:hint="default"/>
+      </w:rPr>
+    </w:lvl>
+    <w:lvl w:ilvl="1" w:tplc="04090019" w:tentative="1">
+      <w:start w:val="1"/>
+      <w:numFmt w:val="lowerLetter"/>
+      <w:lvlText w:val="%2."/>
+      <w:lvlJc w:val="left"/>
+      <w:pPr>
+        <w:ind w:left="1440" w:hanging="360"/>
+      </w:pPr>
+    </w:lvl>
+    <w:lvl w:ilvl="2" w:tplc="0409001B" w:tentative="1">
+      <w:start w:val="1"/>
+      <w:numFmt w:val="lowerRoman"/>
+      <w:lvlText w:val="%3."/>
+      <w:lvlJc w:val="right"/>
+      <w:pPr>
+        <w:ind w:left="2160" w:hanging="180"/>
+      </w:pPr>
+    </w:lvl>
+    <w:lvl w:ilvl="3" w:tplc="0409000F" w:tentative="1">
+      <w:start w:val="1"/>
+      <w:numFmt w:val="decimal"/>
+      <w:lvlText w:val="%4."/>
+      <w:lvlJc w:val="left"/>
+      <w:pPr>
+        <w:ind w:left="2880" w:hanging="360"/>
+      </w:pPr>
+    </w:lvl>
+    <w:lvl w:ilvl="4" w:tplc="04090019" w:tentative="1">
+      <w:start w:val="1"/>
+      <w:numFmt w:val="lowerLetter"/>
+      <w:lvlText w:val="%5."/>
+      <w:lvlJc w:val="left"/>
+      <w:pPr>
+        <w:ind w:left="3600" w:hanging="360"/>
+      </w:pPr>
+    </w:lvl>
+    <w:lvl w:ilvl="5" w:tplc="0409001B" w:tentative="1">
+      <w:start w:val="1"/>
+      <w:numFmt w:val="lowerRoman"/>
+      <w:lvlText w:val="%6."/>
+      <w:lvlJc w:val="right"/>
+      <w:pPr>
+        <w:ind w:left="4320" w:hanging="180"/>
+      </w:pPr>
+    </w:lvl>
+    <w:lvl w:ilvl="6" w:tplc="0409000F" w:tentative="1">
+      <w:start w:val="1"/>
+      <w:numFmt w:val="decimal"/>
+      <w:lvlText w:val="%7."/>
+      <w:lvlJc w:val="left"/>
+      <w:pPr>
+        <w:ind w:left="5040" w:hanging="360"/>
+      </w:pPr>
+    </w:lvl>
+    <w:lvl w:ilvl="7" w:tplc="04090019" w:tentative="1">
+      <w:start w:val="1"/>
+      <w:numFmt w:val="lowerLetter"/>
+      <w:lvlText w:val="%8."/>
+      <w:lvlJc w:val="left"/>
+      <w:pPr>
+        <w:ind w:left="5760" w:hanging="360"/>
+      </w:pPr>
+    </w:lvl>
+    <w:lvl w:ilvl="8" w:tplc="0409001B" w:tentative="1">
+      <w:start w:val="1"/>
+      <w:numFmt w:val="lowerRoman"/>
+      <w:lvlText w:val="%9."/>
+      <w:lvlJc w:val="right"/>
+      <w:pPr>
+        <w:ind w:left="6480" w:hanging="180"/>
+      </w:pPr>
+    </w:lvl>
+  </w:abstractNum>
+  <w:num w:numId="1" w16cid:durableId="749080240">
+    <w:abstractNumId w:val="0"/>
+  </w:num>
+</w:numbering>
 </file>
 
 <file path=word/styles.xml><?xml version="1.0" encoding="utf-8"?>
